--- a/filesystem/MarketingOps/Process/month_end_reporting_checklist_dec2025.docx
+++ b/filesystem/MarketingOps/Process/month_end_reporting_checklist_dec2025.docx
@@ -88,17 +88,8 @@
             </w:tcMar>
           </w:tcPr>
           <w:p>
-            <w:pPr>
-              <w:spacing w:after="0" w:before="0" w:line="276" w:lineRule="auto"/>
-            </w:pPr>
             <w:r>
-              <w:rPr>
-                <w:rFonts w:ascii="Segoe UI" w:hAnsi="Segoe UI"/>
-                <w:b w:val="0"/>
-                <w:color w:val="1E293B"/>
-                <w:sz w:val="19"/>
-              </w:rPr>
-              <w:t>01/05/2026</w:t>
+              <w:t>01/12/2026</w:t>
             </w:r>
           </w:p>
         </w:tc>
@@ -335,7 +326,7 @@
           <w:color w:val="1E293B"/>
           <w:sz w:val="19"/>
         </w:rPr>
-        <w:t>1. Q4 CRM lead &amp; opportunity export finalized (Q4_2025_crm_export.xlsx) — Grace Feldman ✓ 01/02/2026 [Complete]</w:t>
+        <w:t>1. Q4 CRM lead &amp; opportunity export finalized (Q4_2025_crm_export.xlsx) — Grace Feldman ✓ 01/06/2026 [Complete]</w:t>
       </w:r>
     </w:p>
     <w:p>
@@ -354,7 +345,7 @@
           <w:color w:val="1E293B"/>
           <w:sz w:val="19"/>
         </w:rPr>
-        <w:t>2. SQL definitions and lead-type classifications confirmed against the applicable definitions standard — Grace Feldman ✓ 01/02/2026 [Complete]</w:t>
+        <w:t>2. SQL definitions and lead-type classifications confirmed against the applicable definitions standard — Grace Feldman ✓ 01/06/2026 [Complete]</w:t>
       </w:r>
     </w:p>
     <w:p>
@@ -373,7 +364,7 @@
           <w:color w:val="1E293B"/>
           <w:sz w:val="19"/>
         </w:rPr>
-        <w:t>3. Closed-won TTM revenue export refreshed (closed_won_revenue_export.xlsx) — Grace Feldman ✓ 01/02/2026 [Complete]</w:t>
+        <w:t>3. Closed-won TTM revenue export refreshed (closed_won_revenue_export.xlsx) — Grace Feldman ✓ 01/07/2026 [Complete]</w:t>
       </w:r>
     </w:p>
     <w:p>
@@ -392,7 +383,7 @@
           <w:color w:val="1E293B"/>
           <w:sz w:val="19"/>
         </w:rPr>
-        <w:t>4. Q4 managed spend export by client refreshed and reconciled to platform totals (Q4_2025_managed_spend_export.xlsx) — Grace Feldman ✓ 01/02/2026 [Complete]</w:t>
+        <w:t>4. Q4 managed spend export by client refreshed and reconciled to platform totals (Q4_2025_managed_spend_export.xlsx) — Grace Feldman ✓ 01/06/2026 [Complete]</w:t>
       </w:r>
     </w:p>
     <w:p>
@@ -411,7 +402,7 @@
           <w:color w:val="1E293B"/>
           <w:sz w:val="19"/>
         </w:rPr>
-        <w:t>5. Client renewal date CRM extract refreshed (client_renewal_dates.xlsx) — Grace Feldman ✓ 01/03/2026 [Complete]</w:t>
+        <w:t>5. Client renewal date CRM extract refreshed (client_renewal_dates.xlsx) — Grace Feldman ✓ 01/07/2026 [Complete]</w:t>
       </w:r>
     </w:p>
     <w:p>
@@ -430,7 +421,7 @@
           <w:color w:val="1E293B"/>
           <w:sz w:val="19"/>
         </w:rPr>
-        <w:t>6. Finance Q4 billing export finalized (Q4_2025_billing_export.xlsx) — Alan Rutherford ✓ 01/03/2026 [Complete]</w:t>
+        <w:t>6. Finance Q4 billing export finalized (Q4_2025_billing_export.xlsx) — Alan Rutherford ✓ 01/06/2026 [Complete]</w:t>
       </w:r>
     </w:p>
     <w:p>
@@ -449,7 +440,7 @@
           <w:color w:val="1E293B"/>
           <w:sz w:val="19"/>
         </w:rPr>
-        <w:t>7. Q4 credit memos posted and cross-referenced to billing lines — Alan Rutherford ✓ 01/03/2026 [Complete]</w:t>
+        <w:t>7. Q4 credit memos posted and cross-referenced to billing lines — Alan Rutherford ✓ 01/07/2026 [Complete]</w:t>
       </w:r>
     </w:p>
     <w:p>
@@ -468,7 +459,7 @@
           <w:color w:val="1E293B"/>
           <w:sz w:val="19"/>
         </w:rPr>
-        <w:t>8. Attribution dashboard Q4 refresh (Q4_attribution_dashboard_export.csv) — Grace Feldman ✓ 01/03/2026 [Complete]</w:t>
+        <w:t>8. Attribution dashboard Q4 refresh (Q4_attribution_dashboard_export.csv) — Grace Feldman ✓ 01/07/2026 [Complete]</w:t>
       </w:r>
     </w:p>
     <w:p>
@@ -487,7 +478,7 @@
           <w:color w:val="1E293B"/>
           <w:sz w:val="19"/>
         </w:rPr>
-        <w:t>9. Attribution vs. billing variance analysis prepared, prior-period comparison attached (attribution_nov_dec_comparison.csv) — Grace Feldman ✓ 01/03/2026 [Complete]</w:t>
+        <w:t>9. Attribution vs. billing variance analysis prepared, prior-period comparison attached (attribution_nov_dec_comparison.csv) — Grace Feldman ✓ 01/07/2026 [Complete]</w:t>
       </w:r>
     </w:p>
     <w:p>
@@ -506,7 +497,7 @@
           <w:color w:val="1E293B"/>
           <w:sz w:val="19"/>
         </w:rPr>
-        <w:t>10. FY2025 P&amp;L proration workbook tied to Thornfield and Bramwell standalone financials — Alan Rutherford ✓ 01/04/2026 [Complete]</w:t>
+        <w:t>10. FY2025 P&amp;L proration workbook tied to Thornfield and Bramwell standalone financials — Alan Rutherford ✓ 01/09/2026 [Complete]</w:t>
       </w:r>
     </w:p>
     <w:p>
@@ -525,7 +516,7 @@
           <w:color w:val="1E293B"/>
           <w:sz w:val="19"/>
         </w:rPr>
-        <w:t>11. Legacy-client transition log reviewed and inherited-account tags verified against ERPNext — Sofia Bergen ✓ 01/04/2026 [Complete]</w:t>
+        <w:t>11. Legacy-client transition log reviewed and inherited-account tags verified against ERPNext — Sofia Bergen ✓ 01/12/2026 [Complete]</w:t>
       </w:r>
     </w:p>
     <w:p>
@@ -544,7 +535,7 @@
           <w:color w:val="1E293B"/>
           <w:sz w:val="19"/>
         </w:rPr>
-        <w:t>12. Vendor insertion-order status and Q4 spend commitments confirmed — Ted Kowalczyk ✓ 01/04/2026 [Complete]</w:t>
+        <w:t>12. Vendor insertion-order status and Q4 spend commitments confirmed — Ted Kowalczyk ✓ 01/10/2026 [Complete]</w:t>
       </w:r>
     </w:p>
     <w:p>
@@ -563,7 +554,7 @@
           <w:color w:val="1E293B"/>
           <w:sz w:val="19"/>
         </w:rPr>
-        <w:t>13. Compliance reserve postings reviewed against Q4 spend tiers; sign-off log updated — Linh Vuong ✓ 01/04/2026 [Complete]</w:t>
+        <w:t>13. Compliance reserve postings reviewed against Q4 spend tiers; sign-off log updated — Linh Vuong ✓ 01/10/2026 [Complete]</w:t>
       </w:r>
     </w:p>
     <w:p>
@@ -582,7 +573,7 @@
           <w:color w:val="1E293B"/>
           <w:sz w:val="19"/>
         </w:rPr>
-        <w:t>14. Creative doc-control log audited; approved brief versions confirmed for all Q4 campaigns — Owen Castellano ✓ 01/05/2026 [Complete]</w:t>
+        <w:t>14. Creative doc-control log audited; approved brief versions confirmed for all Q4 campaigns — Owen Castellano ✓ 01/11/2026 [Complete]</w:t>
       </w:r>
     </w:p>
     <w:p>
@@ -601,7 +592,7 @@
           <w:color w:val="1E293B"/>
           <w:sz w:val="19"/>
         </w:rPr>
-        <w:t>15. All data management-reviewed and finalized ahead of QBR pre-read. — Priya Ramaswamy ✓ 01/05/2026 [Complete]</w:t>
+        <w:t>15. All data management-reviewed and finalized ahead of QBR pre-read. — Priya Ramaswamy ✓ 01/12/2026 [Complete]</w:t>
       </w:r>
     </w:p>
     <w:p>
@@ -663,7 +654,7 @@
           <w:color w:val="334155"/>
           <w:sz w:val="20"/>
         </w:rPr>
-        <w:t>01/05/2026 — this checklist governs the December 2025 / Q4 2025 close cycle. The finalized package is released to Finance and to the Board pre-read distribution list on this date; no further edits to the underlying Q4 exports without written sign-off from the Marketing Operations Lead and the Finance Director.</w:t>
+        <w:t>01/12/2026 — this checklist governs the December 2025 / Q4 2025 close cycle. The finalized package is released to Finance and to the Board pre-read distribution list on this date; no further edits to the underlying Q4 exports without written sign-off from the Marketing Operations Lead and the Finance Director.</w:t>
       </w:r>
     </w:p>
     <w:p>
@@ -690,7 +681,7 @@
           <w:color w:val="0F172A"/>
           <w:sz w:val="20"/>
         </w:rPr>
-        <w:t>Approved by: Priya Ramaswamy, Marketing Operations Lead        Date: 01/05/2026</w:t>
+        <w:t>Approved by: Priya Ramaswamy, Marketing Operations Lead        Date: 01/12/2026</w:t>
       </w:r>
     </w:p>
     <w:sectPr>
